--- a/results/population_ranges.docx
+++ b/results/population_ranges.docx
@@ -11,28 +11,19 @@
         <w:t>Kootenai County (ID) Population Ranges</w:t>
       </w:r>
     </w:p>
-    <w:p>
-      <w:r>
-        <w:fldChar w:fldCharType="begin"/>
-      </w:r>
-      <w:r>
-        <w:instrText xml:space="preserve"> LINK Excel.SheetBinaryMacroEnabled.12 "D:\\Wu\\2026\\Project Portfolio\\001 Project\\Kootenai-population-shift\\results\\population_ranges.csv" "population_ranges!R1C1:R7C3" \a \f 5 \h  \* MERGEFORMAT </w:instrText>
-      </w:r>
-      <w:r>
-        <w:fldChar w:fldCharType="separate"/>
-      </w:r>
-    </w:p>
+    <w:p/>
     <w:tbl>
       <w:tblPr>
         <w:tblStyle w:val="PlainTable3"/>
-        <w:tblW w:w="4680" w:type="dxa"/>
+        <w:tblW w:w="6773" w:type="dxa"/>
         <w:jc w:val="center"/>
         <w:tblLook w:val="04A0" w:firstRow="1" w:lastRow="0" w:firstColumn="1" w:lastColumn="0" w:noHBand="0" w:noVBand="1"/>
       </w:tblPr>
       <w:tblGrid>
-        <w:gridCol w:w="1008"/>
-        <w:gridCol w:w="2120"/>
-        <w:gridCol w:w="2129"/>
+        <w:gridCol w:w="960"/>
+        <w:gridCol w:w="1858"/>
+        <w:gridCol w:w="1895"/>
+        <w:gridCol w:w="2060"/>
       </w:tblGrid>
       <w:tr>
         <w:trPr>
@@ -48,39 +39,126 @@
             <w:hideMark/>
           </w:tcPr>
           <w:p>
-            <w:r>
+            <w:pPr>
+              <w:rPr>
+                <w:rFonts w:ascii="Aptos Narrow" w:eastAsia="Times New Roman" w:hAnsi="Aptos Narrow" w:cs="Times New Roman"/>
+                <w:color w:val="000000"/>
+                <w:kern w:val="0"/>
+                <w:sz w:val="22"/>
+                <w:szCs w:val="22"/>
+                <w14:ligatures w14:val="none"/>
+              </w:rPr>
+            </w:pPr>
+            <w:r>
+              <w:rPr>
+                <w:rFonts w:ascii="Aptos Narrow" w:eastAsia="Times New Roman" w:hAnsi="Aptos Narrow" w:cs="Times New Roman"/>
+                <w:color w:val="000000"/>
+                <w:kern w:val="0"/>
+                <w:sz w:val="22"/>
+                <w:szCs w:val="22"/>
+                <w14:ligatures w14:val="none"/>
+              </w:rPr>
               <w:t>year</w:t>
             </w:r>
           </w:p>
         </w:tc>
         <w:tc>
           <w:tcPr>
-            <w:tcW w:w="2120" w:type="dxa"/>
+            <w:tcW w:w="1858" w:type="dxa"/>
             <w:noWrap/>
             <w:hideMark/>
           </w:tcPr>
           <w:p>
             <w:pPr>
               <w:cnfStyle w:val="100000000000" w:firstRow="1" w:lastRow="0" w:firstColumn="0" w:lastColumn="0" w:oddVBand="0" w:evenVBand="0" w:oddHBand="0" w:evenHBand="0" w:firstRowFirstColumn="0" w:firstRowLastColumn="0" w:lastRowFirstColumn="0" w:lastRowLastColumn="0"/>
-            </w:pPr>
-            <w:r>
+              <w:rPr>
+                <w:rFonts w:ascii="Aptos Narrow" w:eastAsia="Times New Roman" w:hAnsi="Aptos Narrow" w:cs="Times New Roman"/>
+                <w:color w:val="000000"/>
+                <w:kern w:val="0"/>
+                <w:sz w:val="22"/>
+                <w:szCs w:val="22"/>
+                <w14:ligatures w14:val="none"/>
+              </w:rPr>
+            </w:pPr>
+            <w:proofErr w:type="spellStart"/>
+            <w:r>
+              <w:rPr>
+                <w:rFonts w:ascii="Aptos Narrow" w:eastAsia="Times New Roman" w:hAnsi="Aptos Narrow" w:cs="Times New Roman"/>
+                <w:color w:val="000000"/>
+                <w:kern w:val="0"/>
+                <w:sz w:val="22"/>
+                <w:szCs w:val="22"/>
+                <w14:ligatures w14:val="none"/>
+              </w:rPr>
               <w:t>min_population</w:t>
             </w:r>
-          </w:p>
-        </w:tc>
-        <w:tc>
-          <w:tcPr>
-            <w:tcW w:w="1600" w:type="dxa"/>
+            <w:proofErr w:type="spellEnd"/>
+          </w:p>
+        </w:tc>
+        <w:tc>
+          <w:tcPr>
+            <w:tcW w:w="1895" w:type="dxa"/>
             <w:noWrap/>
             <w:hideMark/>
           </w:tcPr>
           <w:p>
             <w:pPr>
               <w:cnfStyle w:val="100000000000" w:firstRow="1" w:lastRow="0" w:firstColumn="0" w:lastColumn="0" w:oddVBand="0" w:evenVBand="0" w:oddHBand="0" w:evenHBand="0" w:firstRowFirstColumn="0" w:firstRowLastColumn="0" w:lastRowFirstColumn="0" w:lastRowLastColumn="0"/>
-            </w:pPr>
-            <w:r>
+              <w:rPr>
+                <w:rFonts w:ascii="Aptos Narrow" w:eastAsia="Times New Roman" w:hAnsi="Aptos Narrow" w:cs="Times New Roman"/>
+                <w:color w:val="000000"/>
+                <w:kern w:val="0"/>
+                <w:sz w:val="22"/>
+                <w:szCs w:val="22"/>
+                <w14:ligatures w14:val="none"/>
+              </w:rPr>
+            </w:pPr>
+            <w:proofErr w:type="spellStart"/>
+            <w:r>
+              <w:rPr>
+                <w:rFonts w:ascii="Aptos Narrow" w:eastAsia="Times New Roman" w:hAnsi="Aptos Narrow" w:cs="Times New Roman"/>
+                <w:color w:val="000000"/>
+                <w:kern w:val="0"/>
+                <w:sz w:val="22"/>
+                <w:szCs w:val="22"/>
+                <w14:ligatures w14:val="none"/>
+              </w:rPr>
               <w:t>max_population</w:t>
             </w:r>
+            <w:proofErr w:type="spellEnd"/>
+          </w:p>
+        </w:tc>
+        <w:tc>
+          <w:tcPr>
+            <w:tcW w:w="2060" w:type="dxa"/>
+            <w:noWrap/>
+            <w:hideMark/>
+          </w:tcPr>
+          <w:p>
+            <w:pPr>
+              <w:cnfStyle w:val="100000000000" w:firstRow="1" w:lastRow="0" w:firstColumn="0" w:lastColumn="0" w:oddVBand="0" w:evenVBand="0" w:oddHBand="0" w:evenHBand="0" w:firstRowFirstColumn="0" w:firstRowLastColumn="0" w:lastRowFirstColumn="0" w:lastRowLastColumn="0"/>
+              <w:rPr>
+                <w:rFonts w:ascii="Aptos Narrow" w:eastAsia="Times New Roman" w:hAnsi="Aptos Narrow" w:cs="Times New Roman"/>
+                <w:color w:val="000000"/>
+                <w:kern w:val="0"/>
+                <w:sz w:val="22"/>
+                <w:szCs w:val="22"/>
+                <w14:ligatures w14:val="none"/>
+              </w:rPr>
+            </w:pPr>
+            <w:proofErr w:type="spellStart"/>
+            <w:r>
+              <w:rPr>
+                <w:rFonts w:ascii="Aptos Narrow" w:eastAsia="Times New Roman" w:hAnsi="Aptos Narrow" w:cs="Times New Roman"/>
+                <w:color w:val="000000"/>
+                <w:kern w:val="0"/>
+                <w:sz w:val="22"/>
+                <w:szCs w:val="22"/>
+                <w14:ligatures w14:val="none"/>
+              </w:rPr>
+              <w:t>total_population</w:t>
+            </w:r>
+            <w:proofErr w:type="spellEnd"/>
           </w:p>
         </w:tc>
       </w:tr>
@@ -98,38 +176,123 @@
             <w:hideMark/>
           </w:tcPr>
           <w:p>
-            <w:r>
+            <w:pPr>
+              <w:jc w:val="right"/>
+              <w:rPr>
+                <w:rFonts w:ascii="Aptos Narrow" w:eastAsia="Times New Roman" w:hAnsi="Aptos Narrow" w:cs="Times New Roman"/>
+                <w:color w:val="000000"/>
+                <w:kern w:val="0"/>
+                <w:sz w:val="22"/>
+                <w:szCs w:val="22"/>
+                <w14:ligatures w14:val="none"/>
+              </w:rPr>
+            </w:pPr>
+            <w:r>
+              <w:rPr>
+                <w:rFonts w:ascii="Aptos Narrow" w:eastAsia="Times New Roman" w:hAnsi="Aptos Narrow" w:cs="Times New Roman"/>
+                <w:color w:val="000000"/>
+                <w:kern w:val="0"/>
+                <w:sz w:val="22"/>
+                <w:szCs w:val="22"/>
+                <w14:ligatures w14:val="none"/>
+              </w:rPr>
               <w:t>2000</w:t>
             </w:r>
           </w:p>
         </w:tc>
         <w:tc>
           <w:tcPr>
-            <w:tcW w:w="2120" w:type="dxa"/>
-            <w:noWrap/>
-            <w:hideMark/>
-          </w:tcPr>
-          <w:p>
-            <w:pPr>
+            <w:tcW w:w="1858" w:type="dxa"/>
+            <w:noWrap/>
+            <w:hideMark/>
+          </w:tcPr>
+          <w:p>
+            <w:pPr>
+              <w:jc w:val="right"/>
               <w:cnfStyle w:val="000000100000" w:firstRow="0" w:lastRow="0" w:firstColumn="0" w:lastColumn="0" w:oddVBand="0" w:evenVBand="0" w:oddHBand="1" w:evenHBand="0" w:firstRowFirstColumn="0" w:firstRowLastColumn="0" w:lastRowFirstColumn="0" w:lastRowLastColumn="0"/>
-            </w:pPr>
-            <w:r>
+              <w:rPr>
+                <w:rFonts w:ascii="Aptos Narrow" w:eastAsia="Times New Roman" w:hAnsi="Aptos Narrow" w:cs="Times New Roman"/>
+                <w:color w:val="000000"/>
+                <w:kern w:val="0"/>
+                <w:sz w:val="22"/>
+                <w:szCs w:val="22"/>
+                <w14:ligatures w14:val="none"/>
+              </w:rPr>
+            </w:pPr>
+            <w:r>
+              <w:rPr>
+                <w:rFonts w:ascii="Aptos Narrow" w:eastAsia="Times New Roman" w:hAnsi="Aptos Narrow" w:cs="Times New Roman"/>
+                <w:color w:val="000000"/>
+                <w:kern w:val="0"/>
+                <w:sz w:val="22"/>
+                <w:szCs w:val="22"/>
+                <w14:ligatures w14:val="none"/>
+              </w:rPr>
               <w:t>2015</w:t>
             </w:r>
           </w:p>
         </w:tc>
         <w:tc>
           <w:tcPr>
-            <w:tcW w:w="1600" w:type="dxa"/>
-            <w:noWrap/>
-            <w:hideMark/>
-          </w:tcPr>
-          <w:p>
-            <w:pPr>
+            <w:tcW w:w="1895" w:type="dxa"/>
+            <w:noWrap/>
+            <w:hideMark/>
+          </w:tcPr>
+          <w:p>
+            <w:pPr>
+              <w:jc w:val="right"/>
               <w:cnfStyle w:val="000000100000" w:firstRow="0" w:lastRow="0" w:firstColumn="0" w:lastColumn="0" w:oddVBand="0" w:evenVBand="0" w:oddHBand="1" w:evenHBand="0" w:firstRowFirstColumn="0" w:firstRowLastColumn="0" w:lastRowFirstColumn="0" w:lastRowLastColumn="0"/>
-            </w:pPr>
-            <w:r>
+              <w:rPr>
+                <w:rFonts w:ascii="Aptos Narrow" w:eastAsia="Times New Roman" w:hAnsi="Aptos Narrow" w:cs="Times New Roman"/>
+                <w:color w:val="000000"/>
+                <w:kern w:val="0"/>
+                <w:sz w:val="22"/>
+                <w:szCs w:val="22"/>
+                <w14:ligatures w14:val="none"/>
+              </w:rPr>
+            </w:pPr>
+            <w:r>
+              <w:rPr>
+                <w:rFonts w:ascii="Aptos Narrow" w:eastAsia="Times New Roman" w:hAnsi="Aptos Narrow" w:cs="Times New Roman"/>
+                <w:color w:val="000000"/>
+                <w:kern w:val="0"/>
+                <w:sz w:val="22"/>
+                <w:szCs w:val="22"/>
+                <w14:ligatures w14:val="none"/>
+              </w:rPr>
               <w:t>9102</w:t>
+            </w:r>
+          </w:p>
+        </w:tc>
+        <w:tc>
+          <w:tcPr>
+            <w:tcW w:w="2060" w:type="dxa"/>
+            <w:noWrap/>
+            <w:hideMark/>
+          </w:tcPr>
+          <w:p>
+            <w:pPr>
+              <w:jc w:val="right"/>
+              <w:cnfStyle w:val="000000100000" w:firstRow="0" w:lastRow="0" w:firstColumn="0" w:lastColumn="0" w:oddVBand="0" w:evenVBand="0" w:oddHBand="1" w:evenHBand="0" w:firstRowFirstColumn="0" w:firstRowLastColumn="0" w:lastRowFirstColumn="0" w:lastRowLastColumn="0"/>
+              <w:rPr>
+                <w:rFonts w:ascii="Aptos Narrow" w:eastAsia="Times New Roman" w:hAnsi="Aptos Narrow" w:cs="Times New Roman"/>
+                <w:color w:val="000000"/>
+                <w:kern w:val="0"/>
+                <w:sz w:val="22"/>
+                <w:szCs w:val="22"/>
+                <w14:ligatures w14:val="none"/>
+              </w:rPr>
+            </w:pPr>
+            <w:r>
+              <w:rPr>
+                <w:rFonts w:ascii="Aptos Narrow" w:eastAsia="Times New Roman" w:hAnsi="Aptos Narrow" w:cs="Times New Roman"/>
+                <w:color w:val="000000"/>
+                <w:kern w:val="0"/>
+                <w:sz w:val="22"/>
+                <w:szCs w:val="22"/>
+                <w14:ligatures w14:val="none"/>
+              </w:rPr>
+              <w:t>108685</w:t>
             </w:r>
           </w:p>
         </w:tc>
@@ -147,38 +310,123 @@
             <w:hideMark/>
           </w:tcPr>
           <w:p>
-            <w:r>
+            <w:pPr>
+              <w:jc w:val="right"/>
+              <w:rPr>
+                <w:rFonts w:ascii="Aptos Narrow" w:eastAsia="Times New Roman" w:hAnsi="Aptos Narrow" w:cs="Times New Roman"/>
+                <w:color w:val="000000"/>
+                <w:kern w:val="0"/>
+                <w:sz w:val="22"/>
+                <w:szCs w:val="22"/>
+                <w14:ligatures w14:val="none"/>
+              </w:rPr>
+            </w:pPr>
+            <w:r>
+              <w:rPr>
+                <w:rFonts w:ascii="Aptos Narrow" w:eastAsia="Times New Roman" w:hAnsi="Aptos Narrow" w:cs="Times New Roman"/>
+                <w:color w:val="000000"/>
+                <w:kern w:val="0"/>
+                <w:sz w:val="22"/>
+                <w:szCs w:val="22"/>
+                <w14:ligatures w14:val="none"/>
+              </w:rPr>
               <w:t>2010</w:t>
             </w:r>
           </w:p>
         </w:tc>
         <w:tc>
           <w:tcPr>
-            <w:tcW w:w="2120" w:type="dxa"/>
-            <w:noWrap/>
-            <w:hideMark/>
-          </w:tcPr>
-          <w:p>
-            <w:pPr>
+            <w:tcW w:w="1858" w:type="dxa"/>
+            <w:noWrap/>
+            <w:hideMark/>
+          </w:tcPr>
+          <w:p>
+            <w:pPr>
+              <w:jc w:val="right"/>
               <w:cnfStyle w:val="000000000000" w:firstRow="0" w:lastRow="0" w:firstColumn="0" w:lastColumn="0" w:oddVBand="0" w:evenVBand="0" w:oddHBand="0" w:evenHBand="0" w:firstRowFirstColumn="0" w:firstRowLastColumn="0" w:lastRowFirstColumn="0" w:lastRowLastColumn="0"/>
-            </w:pPr>
-            <w:r>
+              <w:rPr>
+                <w:rFonts w:ascii="Aptos Narrow" w:eastAsia="Times New Roman" w:hAnsi="Aptos Narrow" w:cs="Times New Roman"/>
+                <w:color w:val="000000"/>
+                <w:kern w:val="0"/>
+                <w:sz w:val="22"/>
+                <w:szCs w:val="22"/>
+                <w14:ligatures w14:val="none"/>
+              </w:rPr>
+            </w:pPr>
+            <w:r>
+              <w:rPr>
+                <w:rFonts w:ascii="Aptos Narrow" w:eastAsia="Times New Roman" w:hAnsi="Aptos Narrow" w:cs="Times New Roman"/>
+                <w:color w:val="000000"/>
+                <w:kern w:val="0"/>
+                <w:sz w:val="22"/>
+                <w:szCs w:val="22"/>
+                <w14:ligatures w14:val="none"/>
+              </w:rPr>
               <w:t>2038</w:t>
             </w:r>
           </w:p>
         </w:tc>
         <w:tc>
           <w:tcPr>
-            <w:tcW w:w="1600" w:type="dxa"/>
-            <w:noWrap/>
-            <w:hideMark/>
-          </w:tcPr>
-          <w:p>
-            <w:pPr>
+            <w:tcW w:w="1895" w:type="dxa"/>
+            <w:noWrap/>
+            <w:hideMark/>
+          </w:tcPr>
+          <w:p>
+            <w:pPr>
+              <w:jc w:val="right"/>
               <w:cnfStyle w:val="000000000000" w:firstRow="0" w:lastRow="0" w:firstColumn="0" w:lastColumn="0" w:oddVBand="0" w:evenVBand="0" w:oddHBand="0" w:evenHBand="0" w:firstRowFirstColumn="0" w:firstRowLastColumn="0" w:lastRowFirstColumn="0" w:lastRowLastColumn="0"/>
-            </w:pPr>
-            <w:r>
+              <w:rPr>
+                <w:rFonts w:ascii="Aptos Narrow" w:eastAsia="Times New Roman" w:hAnsi="Aptos Narrow" w:cs="Times New Roman"/>
+                <w:color w:val="000000"/>
+                <w:kern w:val="0"/>
+                <w:sz w:val="22"/>
+                <w:szCs w:val="22"/>
+                <w14:ligatures w14:val="none"/>
+              </w:rPr>
+            </w:pPr>
+            <w:r>
+              <w:rPr>
+                <w:rFonts w:ascii="Aptos Narrow" w:eastAsia="Times New Roman" w:hAnsi="Aptos Narrow" w:cs="Times New Roman"/>
+                <w:color w:val="000000"/>
+                <w:kern w:val="0"/>
+                <w:sz w:val="22"/>
+                <w:szCs w:val="22"/>
+                <w14:ligatures w14:val="none"/>
+              </w:rPr>
               <w:t>16345</w:t>
+            </w:r>
+          </w:p>
+        </w:tc>
+        <w:tc>
+          <w:tcPr>
+            <w:tcW w:w="2060" w:type="dxa"/>
+            <w:noWrap/>
+            <w:hideMark/>
+          </w:tcPr>
+          <w:p>
+            <w:pPr>
+              <w:jc w:val="right"/>
+              <w:cnfStyle w:val="000000000000" w:firstRow="0" w:lastRow="0" w:firstColumn="0" w:lastColumn="0" w:oddVBand="0" w:evenVBand="0" w:oddHBand="0" w:evenHBand="0" w:firstRowFirstColumn="0" w:firstRowLastColumn="0" w:lastRowFirstColumn="0" w:lastRowLastColumn="0"/>
+              <w:rPr>
+                <w:rFonts w:ascii="Aptos Narrow" w:eastAsia="Times New Roman" w:hAnsi="Aptos Narrow" w:cs="Times New Roman"/>
+                <w:color w:val="000000"/>
+                <w:kern w:val="0"/>
+                <w:sz w:val="22"/>
+                <w:szCs w:val="22"/>
+                <w14:ligatures w14:val="none"/>
+              </w:rPr>
+            </w:pPr>
+            <w:r>
+              <w:rPr>
+                <w:rFonts w:ascii="Aptos Narrow" w:eastAsia="Times New Roman" w:hAnsi="Aptos Narrow" w:cs="Times New Roman"/>
+                <w:color w:val="000000"/>
+                <w:kern w:val="0"/>
+                <w:sz w:val="22"/>
+                <w:szCs w:val="22"/>
+                <w14:ligatures w14:val="none"/>
+              </w:rPr>
+              <w:t>138494</w:t>
             </w:r>
           </w:p>
         </w:tc>
@@ -197,38 +445,123 @@
             <w:hideMark/>
           </w:tcPr>
           <w:p>
-            <w:r>
+            <w:pPr>
+              <w:jc w:val="right"/>
+              <w:rPr>
+                <w:rFonts w:ascii="Aptos Narrow" w:eastAsia="Times New Roman" w:hAnsi="Aptos Narrow" w:cs="Times New Roman"/>
+                <w:color w:val="000000"/>
+                <w:kern w:val="0"/>
+                <w:sz w:val="22"/>
+                <w:szCs w:val="22"/>
+                <w14:ligatures w14:val="none"/>
+              </w:rPr>
+            </w:pPr>
+            <w:r>
+              <w:rPr>
+                <w:rFonts w:ascii="Aptos Narrow" w:eastAsia="Times New Roman" w:hAnsi="Aptos Narrow" w:cs="Times New Roman"/>
+                <w:color w:val="000000"/>
+                <w:kern w:val="0"/>
+                <w:sz w:val="22"/>
+                <w:szCs w:val="22"/>
+                <w14:ligatures w14:val="none"/>
+              </w:rPr>
               <w:t>2015</w:t>
             </w:r>
           </w:p>
         </w:tc>
         <w:tc>
           <w:tcPr>
-            <w:tcW w:w="2120" w:type="dxa"/>
-            <w:noWrap/>
-            <w:hideMark/>
-          </w:tcPr>
-          <w:p>
-            <w:pPr>
+            <w:tcW w:w="1858" w:type="dxa"/>
+            <w:noWrap/>
+            <w:hideMark/>
+          </w:tcPr>
+          <w:p>
+            <w:pPr>
+              <w:jc w:val="right"/>
               <w:cnfStyle w:val="000000100000" w:firstRow="0" w:lastRow="0" w:firstColumn="0" w:lastColumn="0" w:oddVBand="0" w:evenVBand="0" w:oddHBand="1" w:evenHBand="0" w:firstRowFirstColumn="0" w:firstRowLastColumn="0" w:lastRowFirstColumn="0" w:lastRowLastColumn="0"/>
-            </w:pPr>
-            <w:r>
+              <w:rPr>
+                <w:rFonts w:ascii="Aptos Narrow" w:eastAsia="Times New Roman" w:hAnsi="Aptos Narrow" w:cs="Times New Roman"/>
+                <w:color w:val="000000"/>
+                <w:kern w:val="0"/>
+                <w:sz w:val="22"/>
+                <w:szCs w:val="22"/>
+                <w14:ligatures w14:val="none"/>
+              </w:rPr>
+            </w:pPr>
+            <w:r>
+              <w:rPr>
+                <w:rFonts w:ascii="Aptos Narrow" w:eastAsia="Times New Roman" w:hAnsi="Aptos Narrow" w:cs="Times New Roman"/>
+                <w:color w:val="000000"/>
+                <w:kern w:val="0"/>
+                <w:sz w:val="22"/>
+                <w:szCs w:val="22"/>
+                <w14:ligatures w14:val="none"/>
+              </w:rPr>
               <w:t>2059</w:t>
             </w:r>
           </w:p>
         </w:tc>
         <w:tc>
           <w:tcPr>
-            <w:tcW w:w="1600" w:type="dxa"/>
-            <w:noWrap/>
-            <w:hideMark/>
-          </w:tcPr>
-          <w:p>
-            <w:pPr>
+            <w:tcW w:w="1895" w:type="dxa"/>
+            <w:noWrap/>
+            <w:hideMark/>
+          </w:tcPr>
+          <w:p>
+            <w:pPr>
+              <w:jc w:val="right"/>
               <w:cnfStyle w:val="000000100000" w:firstRow="0" w:lastRow="0" w:firstColumn="0" w:lastColumn="0" w:oddVBand="0" w:evenVBand="0" w:oddHBand="1" w:evenHBand="0" w:firstRowFirstColumn="0" w:firstRowLastColumn="0" w:lastRowFirstColumn="0" w:lastRowLastColumn="0"/>
-            </w:pPr>
-            <w:r>
+              <w:rPr>
+                <w:rFonts w:ascii="Aptos Narrow" w:eastAsia="Times New Roman" w:hAnsi="Aptos Narrow" w:cs="Times New Roman"/>
+                <w:color w:val="000000"/>
+                <w:kern w:val="0"/>
+                <w:sz w:val="22"/>
+                <w:szCs w:val="22"/>
+                <w14:ligatures w14:val="none"/>
+              </w:rPr>
+            </w:pPr>
+            <w:r>
+              <w:rPr>
+                <w:rFonts w:ascii="Aptos Narrow" w:eastAsia="Times New Roman" w:hAnsi="Aptos Narrow" w:cs="Times New Roman"/>
+                <w:color w:val="000000"/>
+                <w:kern w:val="0"/>
+                <w:sz w:val="22"/>
+                <w:szCs w:val="22"/>
+                <w14:ligatures w14:val="none"/>
+              </w:rPr>
               <w:t>16498</w:t>
+            </w:r>
+          </w:p>
+        </w:tc>
+        <w:tc>
+          <w:tcPr>
+            <w:tcW w:w="2060" w:type="dxa"/>
+            <w:noWrap/>
+            <w:hideMark/>
+          </w:tcPr>
+          <w:p>
+            <w:pPr>
+              <w:jc w:val="right"/>
+              <w:cnfStyle w:val="000000100000" w:firstRow="0" w:lastRow="0" w:firstColumn="0" w:lastColumn="0" w:oddVBand="0" w:evenVBand="0" w:oddHBand="1" w:evenHBand="0" w:firstRowFirstColumn="0" w:firstRowLastColumn="0" w:lastRowFirstColumn="0" w:lastRowLastColumn="0"/>
+              <w:rPr>
+                <w:rFonts w:ascii="Aptos Narrow" w:eastAsia="Times New Roman" w:hAnsi="Aptos Narrow" w:cs="Times New Roman"/>
+                <w:color w:val="000000"/>
+                <w:kern w:val="0"/>
+                <w:sz w:val="22"/>
+                <w:szCs w:val="22"/>
+                <w14:ligatures w14:val="none"/>
+              </w:rPr>
+            </w:pPr>
+            <w:r>
+              <w:rPr>
+                <w:rFonts w:ascii="Aptos Narrow" w:eastAsia="Times New Roman" w:hAnsi="Aptos Narrow" w:cs="Times New Roman"/>
+                <w:color w:val="000000"/>
+                <w:kern w:val="0"/>
+                <w:sz w:val="22"/>
+                <w:szCs w:val="22"/>
+                <w14:ligatures w14:val="none"/>
+              </w:rPr>
+              <w:t>145046</w:t>
             </w:r>
           </w:p>
         </w:tc>
@@ -246,38 +579,123 @@
             <w:hideMark/>
           </w:tcPr>
           <w:p>
-            <w:r>
+            <w:pPr>
+              <w:jc w:val="right"/>
+              <w:rPr>
+                <w:rFonts w:ascii="Aptos Narrow" w:eastAsia="Times New Roman" w:hAnsi="Aptos Narrow" w:cs="Times New Roman"/>
+                <w:color w:val="000000"/>
+                <w:kern w:val="0"/>
+                <w:sz w:val="22"/>
+                <w:szCs w:val="22"/>
+                <w14:ligatures w14:val="none"/>
+              </w:rPr>
+            </w:pPr>
+            <w:r>
+              <w:rPr>
+                <w:rFonts w:ascii="Aptos Narrow" w:eastAsia="Times New Roman" w:hAnsi="Aptos Narrow" w:cs="Times New Roman"/>
+                <w:color w:val="000000"/>
+                <w:kern w:val="0"/>
+                <w:sz w:val="22"/>
+                <w:szCs w:val="22"/>
+                <w14:ligatures w14:val="none"/>
+              </w:rPr>
               <w:t>2020</w:t>
             </w:r>
           </w:p>
         </w:tc>
         <w:tc>
           <w:tcPr>
-            <w:tcW w:w="2120" w:type="dxa"/>
-            <w:noWrap/>
-            <w:hideMark/>
-          </w:tcPr>
-          <w:p>
-            <w:pPr>
+            <w:tcW w:w="1858" w:type="dxa"/>
+            <w:noWrap/>
+            <w:hideMark/>
+          </w:tcPr>
+          <w:p>
+            <w:pPr>
+              <w:jc w:val="right"/>
               <w:cnfStyle w:val="000000000000" w:firstRow="0" w:lastRow="0" w:firstColumn="0" w:lastColumn="0" w:oddVBand="0" w:evenVBand="0" w:oddHBand="0" w:evenHBand="0" w:firstRowFirstColumn="0" w:firstRowLastColumn="0" w:lastRowFirstColumn="0" w:lastRowLastColumn="0"/>
-            </w:pPr>
-            <w:r>
+              <w:rPr>
+                <w:rFonts w:ascii="Aptos Narrow" w:eastAsia="Times New Roman" w:hAnsi="Aptos Narrow" w:cs="Times New Roman"/>
+                <w:color w:val="000000"/>
+                <w:kern w:val="0"/>
+                <w:sz w:val="22"/>
+                <w:szCs w:val="22"/>
+                <w14:ligatures w14:val="none"/>
+              </w:rPr>
+            </w:pPr>
+            <w:r>
+              <w:rPr>
+                <w:rFonts w:ascii="Aptos Narrow" w:eastAsia="Times New Roman" w:hAnsi="Aptos Narrow" w:cs="Times New Roman"/>
+                <w:color w:val="000000"/>
+                <w:kern w:val="0"/>
+                <w:sz w:val="22"/>
+                <w:szCs w:val="22"/>
+                <w14:ligatures w14:val="none"/>
+              </w:rPr>
               <w:t>1166</w:t>
             </w:r>
           </w:p>
         </w:tc>
         <w:tc>
           <w:tcPr>
-            <w:tcW w:w="1600" w:type="dxa"/>
-            <w:noWrap/>
-            <w:hideMark/>
-          </w:tcPr>
-          <w:p>
-            <w:pPr>
+            <w:tcW w:w="1895" w:type="dxa"/>
+            <w:noWrap/>
+            <w:hideMark/>
+          </w:tcPr>
+          <w:p>
+            <w:pPr>
+              <w:jc w:val="right"/>
               <w:cnfStyle w:val="000000000000" w:firstRow="0" w:lastRow="0" w:firstColumn="0" w:lastColumn="0" w:oddVBand="0" w:evenVBand="0" w:oddHBand="0" w:evenHBand="0" w:firstRowFirstColumn="0" w:firstRowLastColumn="0" w:lastRowFirstColumn="0" w:lastRowLastColumn="0"/>
-            </w:pPr>
-            <w:r>
+              <w:rPr>
+                <w:rFonts w:ascii="Aptos Narrow" w:eastAsia="Times New Roman" w:hAnsi="Aptos Narrow" w:cs="Times New Roman"/>
+                <w:color w:val="000000"/>
+                <w:kern w:val="0"/>
+                <w:sz w:val="22"/>
+                <w:szCs w:val="22"/>
+                <w14:ligatures w14:val="none"/>
+              </w:rPr>
+            </w:pPr>
+            <w:r>
+              <w:rPr>
+                <w:rFonts w:ascii="Aptos Narrow" w:eastAsia="Times New Roman" w:hAnsi="Aptos Narrow" w:cs="Times New Roman"/>
+                <w:color w:val="000000"/>
+                <w:kern w:val="0"/>
+                <w:sz w:val="22"/>
+                <w:szCs w:val="22"/>
+                <w14:ligatures w14:val="none"/>
+              </w:rPr>
               <w:t>9289</w:t>
+            </w:r>
+          </w:p>
+        </w:tc>
+        <w:tc>
+          <w:tcPr>
+            <w:tcW w:w="2060" w:type="dxa"/>
+            <w:noWrap/>
+            <w:hideMark/>
+          </w:tcPr>
+          <w:p>
+            <w:pPr>
+              <w:jc w:val="right"/>
+              <w:cnfStyle w:val="000000000000" w:firstRow="0" w:lastRow="0" w:firstColumn="0" w:lastColumn="0" w:oddVBand="0" w:evenVBand="0" w:oddHBand="0" w:evenHBand="0" w:firstRowFirstColumn="0" w:firstRowLastColumn="0" w:lastRowFirstColumn="0" w:lastRowLastColumn="0"/>
+              <w:rPr>
+                <w:rFonts w:ascii="Aptos Narrow" w:eastAsia="Times New Roman" w:hAnsi="Aptos Narrow" w:cs="Times New Roman"/>
+                <w:color w:val="000000"/>
+                <w:kern w:val="0"/>
+                <w:sz w:val="22"/>
+                <w:szCs w:val="22"/>
+                <w14:ligatures w14:val="none"/>
+              </w:rPr>
+            </w:pPr>
+            <w:r>
+              <w:rPr>
+                <w:rFonts w:ascii="Aptos Narrow" w:eastAsia="Times New Roman" w:hAnsi="Aptos Narrow" w:cs="Times New Roman"/>
+                <w:color w:val="000000"/>
+                <w:kern w:val="0"/>
+                <w:sz w:val="22"/>
+                <w:szCs w:val="22"/>
+                <w14:ligatures w14:val="none"/>
+              </w:rPr>
+              <w:t>171362</w:t>
             </w:r>
           </w:p>
         </w:tc>
@@ -296,38 +714,123 @@
             <w:hideMark/>
           </w:tcPr>
           <w:p>
-            <w:r>
+            <w:pPr>
+              <w:jc w:val="right"/>
+              <w:rPr>
+                <w:rFonts w:ascii="Aptos Narrow" w:eastAsia="Times New Roman" w:hAnsi="Aptos Narrow" w:cs="Times New Roman"/>
+                <w:color w:val="000000"/>
+                <w:kern w:val="0"/>
+                <w:sz w:val="22"/>
+                <w:szCs w:val="22"/>
+                <w14:ligatures w14:val="none"/>
+              </w:rPr>
+            </w:pPr>
+            <w:r>
+              <w:rPr>
+                <w:rFonts w:ascii="Aptos Narrow" w:eastAsia="Times New Roman" w:hAnsi="Aptos Narrow" w:cs="Times New Roman"/>
+                <w:color w:val="000000"/>
+                <w:kern w:val="0"/>
+                <w:sz w:val="22"/>
+                <w:szCs w:val="22"/>
+                <w14:ligatures w14:val="none"/>
+              </w:rPr>
               <w:t>2024</w:t>
             </w:r>
           </w:p>
         </w:tc>
         <w:tc>
           <w:tcPr>
-            <w:tcW w:w="2120" w:type="dxa"/>
-            <w:noWrap/>
-            <w:hideMark/>
-          </w:tcPr>
-          <w:p>
-            <w:pPr>
+            <w:tcW w:w="1858" w:type="dxa"/>
+            <w:noWrap/>
+            <w:hideMark/>
+          </w:tcPr>
+          <w:p>
+            <w:pPr>
+              <w:jc w:val="right"/>
               <w:cnfStyle w:val="000000100000" w:firstRow="0" w:lastRow="0" w:firstColumn="0" w:lastColumn="0" w:oddVBand="0" w:evenVBand="0" w:oddHBand="1" w:evenHBand="0" w:firstRowFirstColumn="0" w:firstRowLastColumn="0" w:lastRowFirstColumn="0" w:lastRowLastColumn="0"/>
-            </w:pPr>
-            <w:r>
+              <w:rPr>
+                <w:rFonts w:ascii="Aptos Narrow" w:eastAsia="Times New Roman" w:hAnsi="Aptos Narrow" w:cs="Times New Roman"/>
+                <w:color w:val="000000"/>
+                <w:kern w:val="0"/>
+                <w:sz w:val="22"/>
+                <w:szCs w:val="22"/>
+                <w14:ligatures w14:val="none"/>
+              </w:rPr>
+            </w:pPr>
+            <w:r>
+              <w:rPr>
+                <w:rFonts w:ascii="Aptos Narrow" w:eastAsia="Times New Roman" w:hAnsi="Aptos Narrow" w:cs="Times New Roman"/>
+                <w:color w:val="000000"/>
+                <w:kern w:val="0"/>
+                <w:sz w:val="22"/>
+                <w:szCs w:val="22"/>
+                <w14:ligatures w14:val="none"/>
+              </w:rPr>
               <w:t>1055</w:t>
             </w:r>
           </w:p>
         </w:tc>
         <w:tc>
           <w:tcPr>
-            <w:tcW w:w="1600" w:type="dxa"/>
-            <w:noWrap/>
-            <w:hideMark/>
-          </w:tcPr>
-          <w:p>
-            <w:pPr>
+            <w:tcW w:w="1895" w:type="dxa"/>
+            <w:noWrap/>
+            <w:hideMark/>
+          </w:tcPr>
+          <w:p>
+            <w:pPr>
+              <w:jc w:val="right"/>
               <w:cnfStyle w:val="000000100000" w:firstRow="0" w:lastRow="0" w:firstColumn="0" w:lastColumn="0" w:oddVBand="0" w:evenVBand="0" w:oddHBand="1" w:evenHBand="0" w:firstRowFirstColumn="0" w:firstRowLastColumn="0" w:lastRowFirstColumn="0" w:lastRowLastColumn="0"/>
-            </w:pPr>
-            <w:r>
+              <w:rPr>
+                <w:rFonts w:ascii="Aptos Narrow" w:eastAsia="Times New Roman" w:hAnsi="Aptos Narrow" w:cs="Times New Roman"/>
+                <w:color w:val="000000"/>
+                <w:kern w:val="0"/>
+                <w:sz w:val="22"/>
+                <w:szCs w:val="22"/>
+                <w14:ligatures w14:val="none"/>
+              </w:rPr>
+            </w:pPr>
+            <w:r>
+              <w:rPr>
+                <w:rFonts w:ascii="Aptos Narrow" w:eastAsia="Times New Roman" w:hAnsi="Aptos Narrow" w:cs="Times New Roman"/>
+                <w:color w:val="000000"/>
+                <w:kern w:val="0"/>
+                <w:sz w:val="22"/>
+                <w:szCs w:val="22"/>
+                <w14:ligatures w14:val="none"/>
+              </w:rPr>
               <w:t>11164</w:t>
+            </w:r>
+          </w:p>
+        </w:tc>
+        <w:tc>
+          <w:tcPr>
+            <w:tcW w:w="2060" w:type="dxa"/>
+            <w:noWrap/>
+            <w:hideMark/>
+          </w:tcPr>
+          <w:p>
+            <w:pPr>
+              <w:jc w:val="right"/>
+              <w:cnfStyle w:val="000000100000" w:firstRow="0" w:lastRow="0" w:firstColumn="0" w:lastColumn="0" w:oddVBand="0" w:evenVBand="0" w:oddHBand="1" w:evenHBand="0" w:firstRowFirstColumn="0" w:firstRowLastColumn="0" w:lastRowFirstColumn="0" w:lastRowLastColumn="0"/>
+              <w:rPr>
+                <w:rFonts w:ascii="Aptos Narrow" w:eastAsia="Times New Roman" w:hAnsi="Aptos Narrow" w:cs="Times New Roman"/>
+                <w:color w:val="000000"/>
+                <w:kern w:val="0"/>
+                <w:sz w:val="22"/>
+                <w:szCs w:val="22"/>
+                <w14:ligatures w14:val="none"/>
+              </w:rPr>
+            </w:pPr>
+            <w:r>
+              <w:rPr>
+                <w:rFonts w:ascii="Aptos Narrow" w:eastAsia="Times New Roman" w:hAnsi="Aptos Narrow" w:cs="Times New Roman"/>
+                <w:color w:val="000000"/>
+                <w:kern w:val="0"/>
+                <w:sz w:val="22"/>
+                <w:szCs w:val="22"/>
+                <w14:ligatures w14:val="none"/>
+              </w:rPr>
+              <w:t>181996</w:t>
             </w:r>
           </w:p>
         </w:tc>
@@ -345,48 +848,117 @@
             <w:hideMark/>
           </w:tcPr>
           <w:p>
-            <w:r>
+            <w:pPr>
+              <w:rPr>
+                <w:rFonts w:ascii="Aptos Narrow" w:eastAsia="Times New Roman" w:hAnsi="Aptos Narrow" w:cs="Times New Roman"/>
+                <w:color w:val="000000"/>
+                <w:kern w:val="0"/>
+                <w:sz w:val="22"/>
+                <w:szCs w:val="22"/>
+                <w14:ligatures w14:val="none"/>
+              </w:rPr>
+            </w:pPr>
+            <w:r>
+              <w:rPr>
+                <w:rFonts w:ascii="Aptos Narrow" w:eastAsia="Times New Roman" w:hAnsi="Aptos Narrow" w:cs="Times New Roman"/>
+                <w:color w:val="000000"/>
+                <w:kern w:val="0"/>
+                <w:sz w:val="22"/>
+                <w:szCs w:val="22"/>
+                <w14:ligatures w14:val="none"/>
+              </w:rPr>
               <w:t>GLOBAL</w:t>
             </w:r>
           </w:p>
         </w:tc>
         <w:tc>
           <w:tcPr>
-            <w:tcW w:w="2120" w:type="dxa"/>
-            <w:noWrap/>
-            <w:hideMark/>
-          </w:tcPr>
-          <w:p>
-            <w:pPr>
+            <w:tcW w:w="1858" w:type="dxa"/>
+            <w:noWrap/>
+            <w:hideMark/>
+          </w:tcPr>
+          <w:p>
+            <w:pPr>
+              <w:jc w:val="right"/>
               <w:cnfStyle w:val="000000000000" w:firstRow="0" w:lastRow="0" w:firstColumn="0" w:lastColumn="0" w:oddVBand="0" w:evenVBand="0" w:oddHBand="0" w:evenHBand="0" w:firstRowFirstColumn="0" w:firstRowLastColumn="0" w:lastRowFirstColumn="0" w:lastRowLastColumn="0"/>
-            </w:pPr>
-            <w:r>
+              <w:rPr>
+                <w:rFonts w:ascii="Aptos Narrow" w:eastAsia="Times New Roman" w:hAnsi="Aptos Narrow" w:cs="Times New Roman"/>
+                <w:color w:val="000000"/>
+                <w:kern w:val="0"/>
+                <w:sz w:val="22"/>
+                <w:szCs w:val="22"/>
+                <w14:ligatures w14:val="none"/>
+              </w:rPr>
+            </w:pPr>
+            <w:r>
+              <w:rPr>
+                <w:rFonts w:ascii="Aptos Narrow" w:eastAsia="Times New Roman" w:hAnsi="Aptos Narrow" w:cs="Times New Roman"/>
+                <w:color w:val="000000"/>
+                <w:kern w:val="0"/>
+                <w:sz w:val="22"/>
+                <w:szCs w:val="22"/>
+                <w14:ligatures w14:val="none"/>
+              </w:rPr>
               <w:t>1055</w:t>
             </w:r>
           </w:p>
         </w:tc>
         <w:tc>
           <w:tcPr>
-            <w:tcW w:w="1600" w:type="dxa"/>
-            <w:noWrap/>
-            <w:hideMark/>
-          </w:tcPr>
-          <w:p>
-            <w:pPr>
+            <w:tcW w:w="1895" w:type="dxa"/>
+            <w:noWrap/>
+            <w:hideMark/>
+          </w:tcPr>
+          <w:p>
+            <w:pPr>
+              <w:jc w:val="right"/>
               <w:cnfStyle w:val="000000000000" w:firstRow="0" w:lastRow="0" w:firstColumn="0" w:lastColumn="0" w:oddVBand="0" w:evenVBand="0" w:oddHBand="0" w:evenHBand="0" w:firstRowFirstColumn="0" w:firstRowLastColumn="0" w:lastRowFirstColumn="0" w:lastRowLastColumn="0"/>
-            </w:pPr>
-            <w:r>
+              <w:rPr>
+                <w:rFonts w:ascii="Aptos Narrow" w:eastAsia="Times New Roman" w:hAnsi="Aptos Narrow" w:cs="Times New Roman"/>
+                <w:color w:val="000000"/>
+                <w:kern w:val="0"/>
+                <w:sz w:val="22"/>
+                <w:szCs w:val="22"/>
+                <w14:ligatures w14:val="none"/>
+              </w:rPr>
+            </w:pPr>
+            <w:r>
+              <w:rPr>
+                <w:rFonts w:ascii="Aptos Narrow" w:eastAsia="Times New Roman" w:hAnsi="Aptos Narrow" w:cs="Times New Roman"/>
+                <w:color w:val="000000"/>
+                <w:kern w:val="0"/>
+                <w:sz w:val="22"/>
+                <w:szCs w:val="22"/>
+                <w14:ligatures w14:val="none"/>
+              </w:rPr>
               <w:t>16498</w:t>
             </w:r>
+          </w:p>
+        </w:tc>
+        <w:tc>
+          <w:tcPr>
+            <w:tcW w:w="2060" w:type="dxa"/>
+            <w:noWrap/>
+            <w:hideMark/>
+          </w:tcPr>
+          <w:p>
+            <w:pPr>
+              <w:jc w:val="right"/>
+              <w:cnfStyle w:val="000000000000" w:firstRow="0" w:lastRow="0" w:firstColumn="0" w:lastColumn="0" w:oddVBand="0" w:evenVBand="0" w:oddHBand="0" w:evenHBand="0" w:firstRowFirstColumn="0" w:firstRowLastColumn="0" w:lastRowFirstColumn="0" w:lastRowLastColumn="0"/>
+              <w:rPr>
+                <w:rFonts w:ascii="Aptos Narrow" w:eastAsia="Times New Roman" w:hAnsi="Aptos Narrow" w:cs="Times New Roman"/>
+                <w:color w:val="000000"/>
+                <w:kern w:val="0"/>
+                <w:sz w:val="22"/>
+                <w:szCs w:val="22"/>
+                <w14:ligatures w14:val="none"/>
+              </w:rPr>
+            </w:pPr>
           </w:p>
         </w:tc>
       </w:tr>
     </w:tbl>
-    <w:p>
-      <w:r>
-        <w:fldChar w:fldCharType="end"/>
-      </w:r>
-    </w:p>
+    <w:p/>
     <w:sectPr>
       <w:pgSz w:w="12240" w:h="15840"/>
       <w:pgMar w:top="1440" w:right="1440" w:bottom="1440" w:left="1440" w:header="720" w:footer="720" w:gutter="0"/>
@@ -395,6 +967,56 @@
     </w:sectPr>
   </w:body>
 </w:document>
+</file>
+
+<file path=word/endnotes.xml><?xml version="1.0" encoding="utf-8"?>
+<w:endnotes xmlns:wpc="http://schemas.microsoft.com/office/word/2010/wordprocessingCanvas" xmlns:cx="http://schemas.microsoft.com/office/drawing/2014/chartex" xmlns:cx1="http://schemas.microsoft.com/office/drawing/2015/9/8/chartex" xmlns:cx2="http://schemas.microsoft.com/office/drawing/2015/10/21/chartex" xmlns:cx3="http://schemas.microsoft.com/office/drawing/2016/5/9/chartex" xmlns:cx4="http://schemas.microsoft.com/office/drawing/2016/5/10/chartex" xmlns:cx5="http://schemas.microsoft.com/office/drawing/2016/5/11/chartex" xmlns:cx6="http://schemas.microsoft.com/office/drawing/2016/5/12/chartex" xmlns:cx7="http://schemas.microsoft.com/office/drawing/2016/5/13/chartex" xmlns:cx8="http://schemas.microsoft.com/office/drawing/2016/5/14/chartex" xmlns:mc="http://schemas.openxmlformats.org/markup-compatibility/2006" xmlns:aink="http://schemas.microsoft.com/office/drawing/2016/ink" xmlns:am3d="http://schemas.microsoft.com/office/drawing/2017/model3d" xmlns:o="urn:schemas-microsoft-com:office:office" xmlns:oel="http://schemas.microsoft.com/office/2019/extlst" xmlns:r="http://schemas.openxmlformats.org/officeDocument/2006/relationships" xmlns:m="http://schemas.openxmlformats.org/officeDocument/2006/math" xmlns:v="urn:schemas-microsoft-com:vml" xmlns:wp14="http://schemas.microsoft.com/office/word/2010/wordprocessingDrawing" xmlns:wp="http://schemas.openxmlformats.org/drawingml/2006/wordprocessingDrawing" xmlns:w10="urn:schemas-microsoft-com:office:word" xmlns:w="http://schemas.openxmlformats.org/wordprocessingml/2006/main" xmlns:w14="http://schemas.microsoft.com/office/word/2010/wordml" xmlns:w15="http://schemas.microsoft.com/office/word/2012/wordml" xmlns:w16cex="http://schemas.microsoft.com/office/word/2018/wordml/cex" xmlns:w16cid="http://schemas.microsoft.com/office/word/2016/wordml/cid" xmlns:w16="http://schemas.microsoft.com/office/word/2018/wordml" xmlns:w16du="http://schemas.microsoft.com/office/word/2023/wordml/word16du" xmlns:w16sdtdh="http://schemas.microsoft.com/office/word/2020/wordml/sdtdatahash" xmlns:w16sdtfl="http://schemas.microsoft.com/office/word/2024/wordml/sdtformatlock" xmlns:w16se="http://schemas.microsoft.com/office/word/2015/wordml/symex" xmlns:wpg="http://schemas.microsoft.com/office/word/2010/wordprocessingGroup" xmlns:wpi="http://schemas.microsoft.com/office/word/2010/wordprocessingInk" xmlns:wne="http://schemas.microsoft.com/office/word/2006/wordml" xmlns:wps="http://schemas.microsoft.com/office/word/2010/wordprocessingShape" mc:Ignorable="w14 w15 w16se w16cid w16 w16cex w16sdtdh w16sdtfl w16du wp14">
+  <w:endnote w:type="separator" w:id="-1">
+    <w:p>
+      <w:pPr>
+        <w:spacing w:after="0" w:line="240" w:lineRule="auto"/>
+      </w:pPr>
+      <w:r>
+        <w:separator/>
+      </w:r>
+    </w:p>
+  </w:endnote>
+  <w:endnote w:type="continuationSeparator" w:id="0">
+    <w:p>
+      <w:pPr>
+        <w:spacing w:after="0" w:line="240" w:lineRule="auto"/>
+      </w:pPr>
+      <w:r>
+        <w:continuationSeparator/>
+      </w:r>
+    </w:p>
+  </w:endnote>
+</w:endnotes>
+</file>
+
+<file path=word/footnotes.xml><?xml version="1.0" encoding="utf-8"?>
+<w:footnotes xmlns:wpc="http://schemas.microsoft.com/office/word/2010/wordprocessingCanvas" xmlns:cx="http://schemas.microsoft.com/office/drawing/2014/chartex" xmlns:cx1="http://schemas.microsoft.com/office/drawing/2015/9/8/chartex" xmlns:cx2="http://schemas.microsoft.com/office/drawing/2015/10/21/chartex" xmlns:cx3="http://schemas.microsoft.com/office/drawing/2016/5/9/chartex" xmlns:cx4="http://schemas.microsoft.com/office/drawing/2016/5/10/chartex" xmlns:cx5="http://schemas.microsoft.com/office/drawing/2016/5/11/chartex" xmlns:cx6="http://schemas.microsoft.com/office/drawing/2016/5/12/chartex" xmlns:cx7="http://schemas.microsoft.com/office/drawing/2016/5/13/chartex" xmlns:cx8="http://schemas.microsoft.com/office/drawing/2016/5/14/chartex" xmlns:mc="http://schemas.openxmlformats.org/markup-compatibility/2006" xmlns:aink="http://schemas.microsoft.com/office/drawing/2016/ink" xmlns:am3d="http://schemas.microsoft.com/office/drawing/2017/model3d" xmlns:o="urn:schemas-microsoft-com:office:office" xmlns:oel="http://schemas.microsoft.com/office/2019/extlst" xmlns:r="http://schemas.openxmlformats.org/officeDocument/2006/relationships" xmlns:m="http://schemas.openxmlformats.org/officeDocument/2006/math" xmlns:v="urn:schemas-microsoft-com:vml" xmlns:wp14="http://schemas.microsoft.com/office/word/2010/wordprocessingDrawing" xmlns:wp="http://schemas.openxmlformats.org/drawingml/2006/wordprocessingDrawing" xmlns:w10="urn:schemas-microsoft-com:office:word" xmlns:w="http://schemas.openxmlformats.org/wordprocessingml/2006/main" xmlns:w14="http://schemas.microsoft.com/office/word/2010/wordml" xmlns:w15="http://schemas.microsoft.com/office/word/2012/wordml" xmlns:w16cex="http://schemas.microsoft.com/office/word/2018/wordml/cex" xmlns:w16cid="http://schemas.microsoft.com/office/word/2016/wordml/cid" xmlns:w16="http://schemas.microsoft.com/office/word/2018/wordml" xmlns:w16du="http://schemas.microsoft.com/office/word/2023/wordml/word16du" xmlns:w16sdtdh="http://schemas.microsoft.com/office/word/2020/wordml/sdtdatahash" xmlns:w16sdtfl="http://schemas.microsoft.com/office/word/2024/wordml/sdtformatlock" xmlns:w16se="http://schemas.microsoft.com/office/word/2015/wordml/symex" xmlns:wpg="http://schemas.microsoft.com/office/word/2010/wordprocessingGroup" xmlns:wpi="http://schemas.microsoft.com/office/word/2010/wordprocessingInk" xmlns:wne="http://schemas.microsoft.com/office/word/2006/wordml" xmlns:wps="http://schemas.microsoft.com/office/word/2010/wordprocessingShape" mc:Ignorable="w14 w15 w16se w16cid w16 w16cex w16sdtdh w16sdtfl w16du wp14">
+  <w:footnote w:type="separator" w:id="-1">
+    <w:p>
+      <w:pPr>
+        <w:spacing w:after="0" w:line="240" w:lineRule="auto"/>
+      </w:pPr>
+      <w:r>
+        <w:separator/>
+      </w:r>
+    </w:p>
+  </w:footnote>
+  <w:footnote w:type="continuationSeparator" w:id="0">
+    <w:p>
+      <w:pPr>
+        <w:spacing w:after="0" w:line="240" w:lineRule="auto"/>
+      </w:pPr>
+      <w:r>
+        <w:continuationSeparator/>
+      </w:r>
+    </w:p>
+  </w:footnote>
+</w:footnotes>
 </file>
 
 <file path=word/styles.xml><?xml version="1.0" encoding="utf-8"?>
@@ -1000,6 +1622,7 @@
   <w:style w:type="character" w:default="1" w:styleId="DefaultParagraphFont">
     <w:name w:val="Default Paragraph Font"/>
     <w:uiPriority w:val="1"/>
+    <w:semiHidden/>
     <w:unhideWhenUsed/>
   </w:style>
   <w:style w:type="table" w:default="1" w:styleId="TableNormal">
@@ -1424,6 +2047,50 @@
         </w:tcBorders>
       </w:tcPr>
     </w:tblStylePr>
+  </w:style>
+  <w:style w:type="paragraph" w:styleId="Header">
+    <w:name w:val="header"/>
+    <w:basedOn w:val="Normal"/>
+    <w:link w:val="HeaderChar"/>
+    <w:uiPriority w:val="99"/>
+    <w:unhideWhenUsed/>
+    <w:rsid w:val="00BF206B"/>
+    <w:pPr>
+      <w:tabs>
+        <w:tab w:val="center" w:pos="4680"/>
+        <w:tab w:val="right" w:pos="9360"/>
+      </w:tabs>
+      <w:spacing w:after="0" w:line="240" w:lineRule="auto"/>
+    </w:pPr>
+  </w:style>
+  <w:style w:type="character" w:customStyle="1" w:styleId="HeaderChar">
+    <w:name w:val="Header Char"/>
+    <w:basedOn w:val="DefaultParagraphFont"/>
+    <w:link w:val="Header"/>
+    <w:uiPriority w:val="99"/>
+    <w:rsid w:val="00BF206B"/>
+  </w:style>
+  <w:style w:type="paragraph" w:styleId="Footer">
+    <w:name w:val="footer"/>
+    <w:basedOn w:val="Normal"/>
+    <w:link w:val="FooterChar"/>
+    <w:uiPriority w:val="99"/>
+    <w:unhideWhenUsed/>
+    <w:rsid w:val="00BF206B"/>
+    <w:pPr>
+      <w:tabs>
+        <w:tab w:val="center" w:pos="4680"/>
+        <w:tab w:val="right" w:pos="9360"/>
+      </w:tabs>
+      <w:spacing w:after="0" w:line="240" w:lineRule="auto"/>
+    </w:pPr>
+  </w:style>
+  <w:style w:type="character" w:customStyle="1" w:styleId="FooterChar">
+    <w:name w:val="Footer Char"/>
+    <w:basedOn w:val="DefaultParagraphFont"/>
+    <w:link w:val="Footer"/>
+    <w:uiPriority w:val="99"/>
+    <w:rsid w:val="00BF206B"/>
   </w:style>
 </w:styles>
 </file>
